--- a/flow/20230927_hours/drafts/2024-07-g/17.07.docx
+++ b/flow/20230927_hours/drafts/2024-07-g/17.07.docx
@@ -94,18 +94,15 @@
     </w:p>
     <w:p>
       <w:pPr>
-        <w:spacing w:line="240" w:lineRule="auto"/>
-        <w:rPr>
-          <w:rFonts w:ascii="Times New Roman" w:hAnsi="Times New Roman"/>
-          <w:sz w:val="24"/>
-        </w:rPr>
-      </w:pPr>
-      <w:r>
-        <w:rPr>
-          <w:rFonts w:ascii="Times New Roman" w:hAnsi="Times New Roman"/>
-          <w:sz w:val="24"/>
-        </w:rPr>
-        <w:t>Царю небесний, утішителю, Душе істини,* що всюди єси і все наповняєш,* скарбе дібр і життя подателю,* прийди і вселися в нас,* і очисти нас від усякої скверни,* і спаси, Благий, душі наші.</w:t>
+        <w:pStyle w:val="a"/>
+        <w:spacing w:after="120"/>
+      </w:pPr>
+      <w:r>
+        <w:rPr>
+          <w:rFonts w:ascii="Times New Roman" w:hAnsi="Times New Roman"/>
+          <w:sz w:val="24"/>
+        </w:rPr>
+        <w:t>Ца́рю небе́сний, утіши́телю, Ду́ше íстини,* що всю́ди єси́ і все наповня́єш,* скарбни́це благ і життя́ пода́телю,* прийди́, і всели́ся в нас,* і очи́сти нас від уся́кої скве́рни,* і спаси́, благи́й, ду́ші на́ші.</w:t>
       </w:r>
     </w:p>
     <w:p>
@@ -328,42 +325,24 @@
     </w:p>
     <w:p>
       <w:pPr>
-        <w:spacing w:line="240" w:lineRule="auto"/>
-        <w:rPr>
-          <w:rFonts w:ascii="Times New Roman" w:hAnsi="Times New Roman"/>
-          <w:sz w:val="24"/>
-        </w:rPr>
-      </w:pPr>
-      <w:r>
-        <w:rPr>
-          <w:rFonts w:ascii="Times New Roman" w:hAnsi="Times New Roman"/>
-          <w:i/>
-          <w:color w:val="FF0000"/>
-          <w:sz w:val="24"/>
-        </w:rPr>
-        <w:t>Священик</w:t>
-      </w:r>
-      <w:r>
-        <w:rPr>
-          <w:rFonts w:ascii="Times New Roman" w:hAnsi="Times New Roman"/>
-          <w:color w:val="FF0000"/>
-          <w:sz w:val="24"/>
-        </w:rPr>
-        <w:t xml:space="preserve">: </w:t>
-      </w:r>
-      <w:r>
-        <w:rPr>
-          <w:rFonts w:ascii="Times New Roman" w:hAnsi="Times New Roman"/>
-          <w:sz w:val="24"/>
-        </w:rPr>
-        <w:t xml:space="preserve">Бо твоє є царство, і сила, і слава, Отця, і Сина, і Святого Духа, нині і повсякчас, і на віки </w:t>
-      </w:r>
-      <w:r>
-        <w:rPr>
-          <w:rFonts w:ascii="Times New Roman" w:hAnsi="Times New Roman"/>
-          <w:sz w:val="24"/>
-        </w:rPr>
-        <w:t>віків.</w:t>
+        <w:pStyle w:val="a"/>
+        <w:spacing w:after="120"/>
+      </w:pPr>
+      <w:r>
+        <w:rPr>
+          <w:rFonts w:ascii="Times New Roman" w:hAnsi="Times New Roman"/>
+          <w:i/>
+          <w:color w:val="FF0000"/>
+          <w:sz w:val="24"/>
+        </w:rPr>
+        <w:t>Священник:</w:t>
+      </w:r>
+      <w:r>
+        <w:rPr>
+          <w:rFonts w:ascii="Times New Roman" w:hAnsi="Times New Roman"/>
+          <w:sz w:val="24"/>
+        </w:rPr>
+        <w:t xml:space="preserve"> Бо Твоє є царство, і сила, і слава, Отця, і Сина, і Святого Духа, нині, і повсякчас, і на віки віків.</w:t>
       </w:r>
     </w:p>
     <w:p>
@@ -1912,34 +1891,24 @@
     </w:p>
     <w:p>
       <w:pPr>
-        <w:spacing w:line="240" w:lineRule="auto"/>
-        <w:rPr>
-          <w:rFonts w:ascii="Times New Roman" w:hAnsi="Times New Roman"/>
-          <w:sz w:val="24"/>
-        </w:rPr>
-      </w:pPr>
-      <w:r>
-        <w:rPr>
-          <w:rFonts w:ascii="Times New Roman" w:hAnsi="Times New Roman"/>
-          <w:i/>
-          <w:color w:val="FF0000"/>
-          <w:sz w:val="24"/>
-        </w:rPr>
-        <w:t xml:space="preserve">Священик: </w:t>
-      </w:r>
-      <w:r>
-        <w:rPr>
-          <w:rFonts w:ascii="Times New Roman" w:hAnsi="Times New Roman"/>
-          <w:sz w:val="24"/>
-        </w:rPr>
-        <w:t xml:space="preserve">Бо твоє є царство, і сила, і слава, Отця, і Сина, і Святого Духа, нині і повсякчас, і на віки </w:t>
-      </w:r>
-      <w:r>
-        <w:rPr>
-          <w:rFonts w:ascii="Times New Roman" w:hAnsi="Times New Roman"/>
-          <w:sz w:val="24"/>
-        </w:rPr>
-        <w:t>віків.</w:t>
+        <w:pStyle w:val="a"/>
+        <w:spacing w:after="120"/>
+      </w:pPr>
+      <w:r>
+        <w:rPr>
+          <w:rFonts w:ascii="Times New Roman" w:hAnsi="Times New Roman"/>
+          <w:i/>
+          <w:color w:val="FF0000"/>
+          <w:sz w:val="24"/>
+        </w:rPr>
+        <w:t>Священник:</w:t>
+      </w:r>
+      <w:r>
+        <w:rPr>
+          <w:rFonts w:ascii="Times New Roman" w:hAnsi="Times New Roman"/>
+          <w:sz w:val="24"/>
+        </w:rPr>
+        <w:t xml:space="preserve"> Бо Твоє є царство, і сила, і слава, Отця, і Сина, і Святого Духа, нині, і повсякчас, і на віки віків.</w:t>
       </w:r>
     </w:p>
     <w:p>
@@ -2613,18 +2582,15 @@
     </w:p>
     <w:p>
       <w:pPr>
-        <w:spacing w:line="240" w:lineRule="auto"/>
-        <w:rPr>
-          <w:rFonts w:ascii="Times New Roman" w:hAnsi="Times New Roman"/>
-          <w:sz w:val="24"/>
-        </w:rPr>
-      </w:pPr>
-      <w:r>
-        <w:rPr>
-          <w:rFonts w:ascii="Times New Roman" w:hAnsi="Times New Roman"/>
-          <w:sz w:val="24"/>
-        </w:rPr>
-        <w:t>Царю небесний, утішителю, Душе істини,* що всюди єси і все наповняєш,* скарбе дібр і життя подателю,* прийди і вселися в нас,* і очисти нас від усякої скверни,* і спаси, Благий, душі наші.</w:t>
+        <w:pStyle w:val="a"/>
+        <w:spacing w:after="120"/>
+      </w:pPr>
+      <w:r>
+        <w:rPr>
+          <w:rFonts w:ascii="Times New Roman" w:hAnsi="Times New Roman"/>
+          <w:sz w:val="24"/>
+        </w:rPr>
+        <w:t>Ца́рю небе́сний, утіши́телю, Ду́ше íстини,* що всю́ди єси́ і все наповня́єш,* скарбни́це благ і життя́ пода́телю,* прийди́, і всели́ся в нас,* і очи́сти нас від уся́кої скве́рни,* і спаси́, благи́й, ду́ші на́ші.</w:t>
       </w:r>
     </w:p>
     <w:p>
@@ -2861,34 +2827,24 @@
     </w:p>
     <w:p>
       <w:pPr>
-        <w:spacing w:line="240" w:lineRule="auto"/>
-        <w:rPr>
-          <w:rFonts w:ascii="Times New Roman" w:hAnsi="Times New Roman"/>
-          <w:sz w:val="24"/>
-        </w:rPr>
-      </w:pPr>
-      <w:r>
-        <w:rPr>
-          <w:rFonts w:ascii="Times New Roman" w:hAnsi="Times New Roman"/>
-          <w:i/>
-          <w:color w:val="FF0000"/>
-          <w:sz w:val="24"/>
-        </w:rPr>
-        <w:t xml:space="preserve">Священик: </w:t>
-      </w:r>
-      <w:r>
-        <w:rPr>
-          <w:rFonts w:ascii="Times New Roman" w:hAnsi="Times New Roman"/>
-          <w:sz w:val="24"/>
-        </w:rPr>
-        <w:t xml:space="preserve">Бо твоє є царство, і сила, і слава, Отця, і Сина, і Святого Духа, нині і повсякчас, і на віки </w:t>
-      </w:r>
-      <w:r>
-        <w:rPr>
-          <w:rFonts w:ascii="Times New Roman" w:hAnsi="Times New Roman"/>
-          <w:sz w:val="24"/>
-        </w:rPr>
-        <w:t>віків.</w:t>
+        <w:pStyle w:val="a"/>
+        <w:spacing w:after="120"/>
+      </w:pPr>
+      <w:r>
+        <w:rPr>
+          <w:rFonts w:ascii="Times New Roman" w:hAnsi="Times New Roman"/>
+          <w:i/>
+          <w:color w:val="FF0000"/>
+          <w:sz w:val="24"/>
+        </w:rPr>
+        <w:t>Священник:</w:t>
+      </w:r>
+      <w:r>
+        <w:rPr>
+          <w:rFonts w:ascii="Times New Roman" w:hAnsi="Times New Roman"/>
+          <w:sz w:val="24"/>
+        </w:rPr>
+        <w:t xml:space="preserve"> Бо Твоє є царство, і сила, і слава, Отця, і Сина, і Святого Духа, нині, і повсякчас, і на віки віків.</w:t>
       </w:r>
     </w:p>
     <w:p>
@@ -4836,34 +4792,24 @@
     </w:p>
     <w:p>
       <w:pPr>
-        <w:spacing w:line="240" w:lineRule="auto"/>
-        <w:rPr>
-          <w:rFonts w:ascii="Times New Roman" w:hAnsi="Times New Roman"/>
-          <w:sz w:val="24"/>
-        </w:rPr>
-      </w:pPr>
-      <w:r>
-        <w:rPr>
-          <w:rFonts w:ascii="Times New Roman" w:hAnsi="Times New Roman"/>
-          <w:i/>
-          <w:color w:val="FF0000"/>
-          <w:sz w:val="24"/>
-        </w:rPr>
-        <w:t xml:space="preserve">Священик: </w:t>
-      </w:r>
-      <w:r>
-        <w:rPr>
-          <w:rFonts w:ascii="Times New Roman" w:hAnsi="Times New Roman"/>
-          <w:sz w:val="24"/>
-        </w:rPr>
-        <w:t xml:space="preserve">Бо твоє є царство, і сила, і слава, Отця, і Сина, і Святого Духа, нині і повсякчас, і на віки </w:t>
-      </w:r>
-      <w:r>
-        <w:rPr>
-          <w:rFonts w:ascii="Times New Roman" w:hAnsi="Times New Roman"/>
-          <w:sz w:val="24"/>
-        </w:rPr>
-        <w:t>віків.</w:t>
+        <w:pStyle w:val="a"/>
+        <w:spacing w:after="120"/>
+      </w:pPr>
+      <w:r>
+        <w:rPr>
+          <w:rFonts w:ascii="Times New Roman" w:hAnsi="Times New Roman"/>
+          <w:i/>
+          <w:color w:val="FF0000"/>
+          <w:sz w:val="24"/>
+        </w:rPr>
+        <w:t>Священник:</w:t>
+      </w:r>
+      <w:r>
+        <w:rPr>
+          <w:rFonts w:ascii="Times New Roman" w:hAnsi="Times New Roman"/>
+          <w:sz w:val="24"/>
+        </w:rPr>
+        <w:t xml:space="preserve"> Бо Твоє є царство, і сила, і слава, Отця, і Сина, і Святого Духа, нині, і повсякчас, і на віки віків.</w:t>
       </w:r>
     </w:p>
     <w:p>
@@ -5604,18 +5550,15 @@
     </w:p>
     <w:p>
       <w:pPr>
-        <w:spacing w:line="240" w:lineRule="auto"/>
-        <w:rPr>
-          <w:rFonts w:ascii="Times New Roman" w:hAnsi="Times New Roman"/>
-          <w:sz w:val="24"/>
-        </w:rPr>
-      </w:pPr>
-      <w:r>
-        <w:rPr>
-          <w:rFonts w:ascii="Times New Roman" w:hAnsi="Times New Roman"/>
-          <w:sz w:val="24"/>
-        </w:rPr>
-        <w:t>Царю небесний, утішителю, Душе істини,* що всюди єси і все наповняєш,* скарбе дібр і життя подателю,* прийди і вселися в нас,* і очисти нас від усякої скверни,* і спаси, Благий, душі наші.</w:t>
+        <w:pStyle w:val="a"/>
+        <w:spacing w:after="120"/>
+      </w:pPr>
+      <w:r>
+        <w:rPr>
+          <w:rFonts w:ascii="Times New Roman" w:hAnsi="Times New Roman"/>
+          <w:sz w:val="24"/>
+        </w:rPr>
+        <w:t>Ца́рю небе́сний, утіши́телю, Ду́ше íстини,* що всю́ди єси́ і все наповня́єш,* скарбни́це благ і життя́ пода́телю,* прийди́, і всели́ся в нас,* і очи́сти нас від уся́кої скве́рни,* і спаси́, благи́й, ду́ші на́ші.</w:t>
       </w:r>
     </w:p>
     <w:p>
@@ -5838,34 +5781,24 @@
     </w:p>
     <w:p>
       <w:pPr>
-        <w:spacing w:line="240" w:lineRule="auto"/>
-        <w:rPr>
-          <w:rFonts w:ascii="Times New Roman" w:hAnsi="Times New Roman"/>
-          <w:sz w:val="24"/>
-        </w:rPr>
-      </w:pPr>
-      <w:r>
-        <w:rPr>
-          <w:rFonts w:ascii="Times New Roman" w:hAnsi="Times New Roman"/>
-          <w:i/>
-          <w:color w:val="FF0000"/>
-          <w:sz w:val="24"/>
-        </w:rPr>
-        <w:t xml:space="preserve">Священик: </w:t>
-      </w:r>
-      <w:r>
-        <w:rPr>
-          <w:rFonts w:ascii="Times New Roman" w:hAnsi="Times New Roman"/>
-          <w:sz w:val="24"/>
-        </w:rPr>
-        <w:t xml:space="preserve">Бо твоє є царство, і сила, і слава, Отця, і Сина, і Святого Духа, нині і повсякчас, і на віки </w:t>
-      </w:r>
-      <w:r>
-        <w:rPr>
-          <w:rFonts w:ascii="Times New Roman" w:hAnsi="Times New Roman"/>
-          <w:sz w:val="24"/>
-        </w:rPr>
-        <w:t>віків.</w:t>
+        <w:pStyle w:val="a"/>
+        <w:spacing w:after="120"/>
+      </w:pPr>
+      <w:r>
+        <w:rPr>
+          <w:rFonts w:ascii="Times New Roman" w:hAnsi="Times New Roman"/>
+          <w:i/>
+          <w:color w:val="FF0000"/>
+          <w:sz w:val="24"/>
+        </w:rPr>
+        <w:t>Священник:</w:t>
+      </w:r>
+      <w:r>
+        <w:rPr>
+          <w:rFonts w:ascii="Times New Roman" w:hAnsi="Times New Roman"/>
+          <w:sz w:val="24"/>
+        </w:rPr>
+        <w:t xml:space="preserve"> Бо Твоє є царство, і сила, і слава, Отця, і Сина, і Святого Духа, нині, і повсякчас, і на віки віків.</w:t>
       </w:r>
     </w:p>
     <w:p>
@@ -7817,34 +7750,24 @@
     </w:p>
     <w:p>
       <w:pPr>
-        <w:spacing w:line="240" w:lineRule="auto"/>
-        <w:rPr>
-          <w:rFonts w:ascii="Times New Roman" w:hAnsi="Times New Roman"/>
-          <w:sz w:val="24"/>
-        </w:rPr>
-      </w:pPr>
-      <w:r>
-        <w:rPr>
-          <w:rFonts w:ascii="Times New Roman" w:hAnsi="Times New Roman"/>
-          <w:i/>
-          <w:color w:val="FF0000"/>
-          <w:sz w:val="24"/>
-        </w:rPr>
-        <w:t xml:space="preserve">Священик: </w:t>
-      </w:r>
-      <w:r>
-        <w:rPr>
-          <w:rFonts w:ascii="Times New Roman" w:hAnsi="Times New Roman"/>
-          <w:sz w:val="24"/>
-        </w:rPr>
-        <w:t xml:space="preserve">Бо твоє є царство, і сила, і слава, Отця, і Сина, і Святого Духа, нині і повсякчас, і на віки </w:t>
-      </w:r>
-      <w:r>
-        <w:rPr>
-          <w:rFonts w:ascii="Times New Roman" w:hAnsi="Times New Roman"/>
-          <w:sz w:val="24"/>
-        </w:rPr>
-        <w:t>віків.</w:t>
+        <w:pStyle w:val="a"/>
+        <w:spacing w:after="120"/>
+      </w:pPr>
+      <w:r>
+        <w:rPr>
+          <w:rFonts w:ascii="Times New Roman" w:hAnsi="Times New Roman"/>
+          <w:i/>
+          <w:color w:val="FF0000"/>
+          <w:sz w:val="24"/>
+        </w:rPr>
+        <w:t>Священник:</w:t>
+      </w:r>
+      <w:r>
+        <w:rPr>
+          <w:rFonts w:ascii="Times New Roman" w:hAnsi="Times New Roman"/>
+          <w:sz w:val="24"/>
+        </w:rPr>
+        <w:t xml:space="preserve"> Бо Твоє є царство, і сила, і слава, Отця, і Сина, і Святого Духа, нині, і повсякчас, і на віки віків.</w:t>
       </w:r>
     </w:p>
     <w:p>
@@ -8702,18 +8625,15 @@
     </w:p>
     <w:p>
       <w:pPr>
-        <w:spacing w:line="240" w:lineRule="auto"/>
-        <w:rPr>
-          <w:rFonts w:ascii="Times New Roman" w:hAnsi="Times New Roman"/>
-          <w:sz w:val="24"/>
-        </w:rPr>
-      </w:pPr>
-      <w:r>
-        <w:rPr>
-          <w:rFonts w:ascii="Times New Roman" w:hAnsi="Times New Roman"/>
-          <w:sz w:val="24"/>
-        </w:rPr>
-        <w:t>Царю небесний, утішителю, Душе істини,* що всюди єси і все наповняєш,* скарбе дібр і життя подателю,* прийди і вселися в нас,* і очисти нас від усякої скверни,* і спаси, Благий, душі наші.</w:t>
+        <w:pStyle w:val="a"/>
+        <w:spacing w:after="120"/>
+      </w:pPr>
+      <w:r>
+        <w:rPr>
+          <w:rFonts w:ascii="Times New Roman" w:hAnsi="Times New Roman"/>
+          <w:sz w:val="24"/>
+        </w:rPr>
+        <w:t>Ца́рю небе́сний, утіши́телю, Ду́ше íстини,* що всю́ди єси́ і все наповня́єш,* скарбни́це благ і життя́ пода́телю,* прийди́, і всели́ся в нас,* і очи́сти нас від уся́кої скве́рни,* і спаси́, благи́й, ду́ші на́ші.</w:t>
       </w:r>
     </w:p>
     <w:p>
@@ -8922,34 +8842,24 @@
     </w:p>
     <w:p>
       <w:pPr>
-        <w:spacing w:line="240" w:lineRule="auto"/>
-        <w:rPr>
-          <w:rFonts w:ascii="Times New Roman" w:hAnsi="Times New Roman"/>
-          <w:sz w:val="24"/>
-        </w:rPr>
-      </w:pPr>
-      <w:r>
-        <w:rPr>
-          <w:rFonts w:ascii="Times New Roman" w:hAnsi="Times New Roman"/>
-          <w:i/>
-          <w:color w:val="FF0000"/>
-          <w:sz w:val="24"/>
-        </w:rPr>
-        <w:t xml:space="preserve">Священик: </w:t>
-      </w:r>
-      <w:r>
-        <w:rPr>
-          <w:rFonts w:ascii="Times New Roman" w:hAnsi="Times New Roman"/>
-          <w:sz w:val="24"/>
-        </w:rPr>
-        <w:t xml:space="preserve">Бо твоє є царство, і сила, і слава, Отця, і Сина, і Святого Духа, нині і повсякчас, і на віки </w:t>
-      </w:r>
-      <w:r>
-        <w:rPr>
-          <w:rFonts w:ascii="Times New Roman" w:hAnsi="Times New Roman"/>
-          <w:sz w:val="24"/>
-        </w:rPr>
-        <w:t>віків.</w:t>
+        <w:pStyle w:val="a"/>
+        <w:spacing w:after="120"/>
+      </w:pPr>
+      <w:r>
+        <w:rPr>
+          <w:rFonts w:ascii="Times New Roman" w:hAnsi="Times New Roman"/>
+          <w:i/>
+          <w:color w:val="FF0000"/>
+          <w:sz w:val="24"/>
+        </w:rPr>
+        <w:t>Священник:</w:t>
+      </w:r>
+      <w:r>
+        <w:rPr>
+          <w:rFonts w:ascii="Times New Roman" w:hAnsi="Times New Roman"/>
+          <w:sz w:val="24"/>
+        </w:rPr>
+        <w:t xml:space="preserve"> Бо Твоє є царство, і сила, і слава, Отця, і Сина, і Святого Духа, нині, і повсякчас, і на віки віків.</w:t>
       </w:r>
     </w:p>
     <w:p>
@@ -10477,34 +10387,24 @@
     </w:p>
     <w:p>
       <w:pPr>
-        <w:spacing w:line="240" w:lineRule="auto"/>
-        <w:rPr>
-          <w:rFonts w:ascii="Times New Roman" w:hAnsi="Times New Roman"/>
-          <w:sz w:val="24"/>
-        </w:rPr>
-      </w:pPr>
-      <w:r>
-        <w:rPr>
-          <w:rFonts w:ascii="Times New Roman" w:hAnsi="Times New Roman"/>
-          <w:i/>
-          <w:color w:val="FF0000"/>
-          <w:sz w:val="24"/>
-        </w:rPr>
-        <w:t xml:space="preserve">Священик: </w:t>
-      </w:r>
-      <w:r>
-        <w:rPr>
-          <w:rFonts w:ascii="Times New Roman" w:hAnsi="Times New Roman"/>
-          <w:sz w:val="24"/>
-        </w:rPr>
-        <w:t xml:space="preserve">Бо твоє є царство, і сила, і слава, Отця, і Сина, і Святого Духа, нині і повсякчас, і на віки </w:t>
-      </w:r>
-      <w:r>
-        <w:rPr>
-          <w:rFonts w:ascii="Times New Roman" w:hAnsi="Times New Roman"/>
-          <w:sz w:val="24"/>
-        </w:rPr>
-        <w:t>віків.</w:t>
+        <w:pStyle w:val="a"/>
+        <w:spacing w:after="120"/>
+      </w:pPr>
+      <w:r>
+        <w:rPr>
+          <w:rFonts w:ascii="Times New Roman" w:hAnsi="Times New Roman"/>
+          <w:i/>
+          <w:color w:val="FF0000"/>
+          <w:sz w:val="24"/>
+        </w:rPr>
+        <w:t>Священник:</w:t>
+      </w:r>
+      <w:r>
+        <w:rPr>
+          <w:rFonts w:ascii="Times New Roman" w:hAnsi="Times New Roman"/>
+          <w:sz w:val="24"/>
+        </w:rPr>
+        <w:t xml:space="preserve"> Бо Твоє є царство, і сила, і слава, Отця, і Сина, і Святого Духа, нині, і повсякчас, і на віки віків.</w:t>
       </w:r>
     </w:p>
     <w:p>

--- a/flow/20230927_hours/drafts/2024-07-g/17.07.docx
+++ b/flow/20230927_hours/drafts/2024-07-g/17.07.docx
@@ -4429,23 +4429,60 @@
       </w:r>
     </w:p>
     <w:p>
-      <w:pPr>
-        <w:spacing w:line="240" w:lineRule="auto"/>
-        <w:rPr>
-          <w:rFonts w:ascii="Times New Roman" w:hAnsi="Times New Roman"/>
-          <w:i/>
-          <w:color w:val="FF0000"/>
-          <w:sz w:val="24"/>
-        </w:rPr>
-      </w:pPr>
-      <w:r>
-        <w:rPr>
-          <w:rFonts w:ascii="Times New Roman" w:hAnsi="Times New Roman"/>
-          <w:i/>
-          <w:color w:val="FF0000"/>
-          <w:sz w:val="24"/>
-        </w:rPr>
-        <w:t xml:space="preserve">Тропар </w:t>
+      <w:r>
+        <w:rPr>
+          <w:rFonts w:ascii="Times New Roman" w:hAnsi="Times New Roman"/>
+          <w:i/>
+          <w:color w:val="FF0000"/>
+          <w:sz w:val="24"/>
+        </w:rPr>
+        <w:t xml:space="preserve">Тропар (г. 4): </w:t>
+      </w:r>
+      <w:r>
+        <w:rPr>
+          <w:rFonts w:ascii="Times New Roman" w:hAnsi="Times New Roman"/>
+          <w:color w:val="000000"/>
+          <w:sz w:val="24"/>
+        </w:rPr>
+        <w:t>Агниця твоя, Ісусе, Марина, кличе великим голосом,* Тебе, жениху мій, люблю, і Тебе шукаючи, страждаю,* і разом з Тобою розпинаюся,</w:t>
+      </w:r>
+      <w:r>
+        <w:rPr>
+          <w:rFonts w:ascii="Times New Roman" w:hAnsi="Times New Roman"/>
+          <w:sz w:val="24"/>
+        </w:rPr>
+        <w:t>*</w:t>
+      </w:r>
+      <w:r>
+        <w:rPr>
+          <w:rFonts w:ascii="Times New Roman" w:hAnsi="Times New Roman"/>
+          <w:color w:val="000000"/>
+          <w:sz w:val="24"/>
+        </w:rPr>
+        <w:t xml:space="preserve"> і погребуюся </w:t>
+      </w:r>
+      <w:r>
+        <w:rPr>
+          <w:rFonts w:ascii="Times New Roman" w:hAnsi="Times New Roman"/>
+          <w:color w:val="000000"/>
+          <w:sz w:val="24"/>
+        </w:rPr>
+        <w:t>хрещенням Твоїм,* і терплю ради Тебе, щоб і царювати в Тобі,* і вмираю за Тебе, щоб і жити з Тобою,* та, як жертву непорочну, прийми мене,</w:t>
+      </w:r>
+      <w:r>
+        <w:rPr>
+          <w:rFonts w:ascii="Times New Roman" w:hAnsi="Times New Roman"/>
+          <w:sz w:val="24"/>
+        </w:rPr>
+        <w:t>*</w:t>
+      </w:r>
+      <w:r>
+        <w:rPr>
+          <w:rFonts w:ascii="Times New Roman" w:hAnsi="Times New Roman"/>
+          <w:color w:val="000000"/>
+          <w:sz w:val="24"/>
+        </w:rPr>
+        <w:t xml:space="preserve"> що з любов’ю пожертвувалася Тобі.* Її молитвами, як милостивий, спаси душі наші. </w:t>
       </w:r>
     </w:p>
     <w:p>
@@ -4838,23 +4875,44 @@
       </w:r>
     </w:p>
     <w:p>
-      <w:pPr>
-        <w:spacing w:line="240" w:lineRule="auto"/>
-        <w:rPr>
-          <w:rFonts w:ascii="Times New Roman" w:hAnsi="Times New Roman"/>
-          <w:i/>
-          <w:color w:val="FF0000"/>
-          <w:sz w:val="24"/>
-        </w:rPr>
-      </w:pPr>
-      <w:r>
-        <w:rPr>
-          <w:rFonts w:ascii="Times New Roman" w:hAnsi="Times New Roman"/>
-          <w:i/>
-          <w:color w:val="FF0000"/>
-          <w:sz w:val="24"/>
-        </w:rPr>
-        <w:t xml:space="preserve">Кондак </w:t>
+      <w:r>
+        <w:rPr>
+          <w:rFonts w:ascii="Times New Roman" w:hAnsi="Times New Roman"/>
+          <w:i/>
+          <w:color w:val="FF0000"/>
+          <w:sz w:val="24"/>
+        </w:rPr>
+        <w:t xml:space="preserve">Кондак (г. 3): </w:t>
+      </w:r>
+      <w:r>
+        <w:rPr>
+          <w:rFonts w:ascii="Times New Roman" w:hAnsi="Times New Roman"/>
+          <w:color w:val="000000"/>
+          <w:sz w:val="24"/>
+        </w:rPr>
+        <w:t xml:space="preserve">Благами дівицтва прикрашена, </w:t>
+      </w:r>
+      <w:r>
+        <w:rPr>
+          <w:rFonts w:ascii="Times New Roman" w:hAnsi="Times New Roman"/>
+          <w:sz w:val="24"/>
+        </w:rPr>
+        <w:t>д</w:t>
+      </w:r>
+      <w:r>
+        <w:rPr>
+          <w:rFonts w:ascii="Times New Roman" w:hAnsi="Times New Roman"/>
+          <w:color w:val="000000"/>
+          <w:sz w:val="24"/>
+        </w:rPr>
+        <w:t>іво,* нетлінними вінцями вінчалася ти, Марино.* Кров’ю мучеництва обагрена,* просвітилася благочесно чудесами зцілення, мученице,* і прийняла почесть перемоги твого страждання.</w:t>
+      </w:r>
+      <w:r>
+        <w:rPr>
+          <w:rFonts w:ascii="Times New Roman" w:hAnsi="Times New Roman"/>
+          <w:sz w:val="24"/>
+        </w:rPr>
+        <w:t xml:space="preserve"> </w:t>
       </w:r>
     </w:p>
     <w:p>
@@ -9960,23 +10018,60 @@
       </w:r>
     </w:p>
     <w:p>
-      <w:pPr>
-        <w:spacing w:line="240" w:lineRule="auto"/>
-        <w:rPr>
-          <w:rFonts w:ascii="Times New Roman" w:hAnsi="Times New Roman"/>
-          <w:i/>
-          <w:color w:val="FF0000"/>
-          <w:sz w:val="24"/>
-        </w:rPr>
-      </w:pPr>
-      <w:r>
-        <w:rPr>
-          <w:rFonts w:ascii="Times New Roman" w:hAnsi="Times New Roman"/>
-          <w:i/>
-          <w:color w:val="FF0000"/>
-          <w:sz w:val="24"/>
-        </w:rPr>
-        <w:t xml:space="preserve">Тропар </w:t>
+      <w:r>
+        <w:rPr>
+          <w:rFonts w:ascii="Times New Roman" w:hAnsi="Times New Roman"/>
+          <w:i/>
+          <w:color w:val="FF0000"/>
+          <w:sz w:val="24"/>
+        </w:rPr>
+        <w:t xml:space="preserve">Тропар (г. 4): </w:t>
+      </w:r>
+      <w:r>
+        <w:rPr>
+          <w:rFonts w:ascii="Times New Roman" w:hAnsi="Times New Roman"/>
+          <w:color w:val="000000"/>
+          <w:sz w:val="24"/>
+        </w:rPr>
+        <w:t>Агниця твоя, Ісусе, Марина, кличе великим голосом,* Тебе, жениху мій, люблю, і Тебе шукаючи, страждаю,* і разом з Тобою розпинаюся,</w:t>
+      </w:r>
+      <w:r>
+        <w:rPr>
+          <w:rFonts w:ascii="Times New Roman" w:hAnsi="Times New Roman"/>
+          <w:sz w:val="24"/>
+        </w:rPr>
+        <w:t>*</w:t>
+      </w:r>
+      <w:r>
+        <w:rPr>
+          <w:rFonts w:ascii="Times New Roman" w:hAnsi="Times New Roman"/>
+          <w:color w:val="000000"/>
+          <w:sz w:val="24"/>
+        </w:rPr>
+        <w:t xml:space="preserve"> і погребуюся </w:t>
+      </w:r>
+      <w:r>
+        <w:rPr>
+          <w:rFonts w:ascii="Times New Roman" w:hAnsi="Times New Roman"/>
+          <w:color w:val="000000"/>
+          <w:sz w:val="24"/>
+        </w:rPr>
+        <w:t>хрещенням Твоїм,* і терплю ради Тебе, щоб і царювати в Тобі,* і вмираю за Тебе, щоб і жити з Тобою,* та, як жертву непорочну, прийми мене,</w:t>
+      </w:r>
+      <w:r>
+        <w:rPr>
+          <w:rFonts w:ascii="Times New Roman" w:hAnsi="Times New Roman"/>
+          <w:sz w:val="24"/>
+        </w:rPr>
+        <w:t>*</w:t>
+      </w:r>
+      <w:r>
+        <w:rPr>
+          <w:rFonts w:ascii="Times New Roman" w:hAnsi="Times New Roman"/>
+          <w:color w:val="000000"/>
+          <w:sz w:val="24"/>
+        </w:rPr>
+        <w:t xml:space="preserve"> що з любов’ю пожертвувалася Тобі.* Її молитвами, як милостивий, спаси душі наші. </w:t>
       </w:r>
     </w:p>
     <w:p>
@@ -10433,23 +10528,44 @@
       </w:r>
     </w:p>
     <w:p>
-      <w:pPr>
-        <w:spacing w:line="240" w:lineRule="auto"/>
-        <w:rPr>
-          <w:rFonts w:ascii="Times New Roman" w:hAnsi="Times New Roman"/>
-          <w:i/>
-          <w:color w:val="FF0000"/>
-          <w:sz w:val="24"/>
-        </w:rPr>
-      </w:pPr>
-      <w:r>
-        <w:rPr>
-          <w:rFonts w:ascii="Times New Roman" w:hAnsi="Times New Roman"/>
-          <w:i/>
-          <w:color w:val="FF0000"/>
-          <w:sz w:val="24"/>
-        </w:rPr>
-        <w:t xml:space="preserve">Кондак </w:t>
+      <w:r>
+        <w:rPr>
+          <w:rFonts w:ascii="Times New Roman" w:hAnsi="Times New Roman"/>
+          <w:i/>
+          <w:color w:val="FF0000"/>
+          <w:sz w:val="24"/>
+        </w:rPr>
+        <w:t xml:space="preserve">Кондак (г. 3): </w:t>
+      </w:r>
+      <w:r>
+        <w:rPr>
+          <w:rFonts w:ascii="Times New Roman" w:hAnsi="Times New Roman"/>
+          <w:color w:val="000000"/>
+          <w:sz w:val="24"/>
+        </w:rPr>
+        <w:t xml:space="preserve">Благами дівицтва прикрашена, </w:t>
+      </w:r>
+      <w:r>
+        <w:rPr>
+          <w:rFonts w:ascii="Times New Roman" w:hAnsi="Times New Roman"/>
+          <w:sz w:val="24"/>
+        </w:rPr>
+        <w:t>д</w:t>
+      </w:r>
+      <w:r>
+        <w:rPr>
+          <w:rFonts w:ascii="Times New Roman" w:hAnsi="Times New Roman"/>
+          <w:color w:val="000000"/>
+          <w:sz w:val="24"/>
+        </w:rPr>
+        <w:t>іво,* нетлінними вінцями вінчалася ти, Марино.* Кров’ю мучеництва обагрена,* просвітилася благочесно чудесами зцілення, мученице,* і прийняла почесть перемоги твого страждання.</w:t>
+      </w:r>
+      <w:r>
+        <w:rPr>
+          <w:rFonts w:ascii="Times New Roman" w:hAnsi="Times New Roman"/>
+          <w:sz w:val="24"/>
+        </w:rPr>
+        <w:t xml:space="preserve"> </w:t>
       </w:r>
     </w:p>
     <w:p>
